--- a/preview/docxs/11-classic-professional.docx
+++ b/preview/docxs/11-classic-professional.docx
@@ -508,7 +508,7 @@
         </w:rPr>
         <w:t xml:space="preserve">Demo: </w:t>
       </w:r>
-      <w:hyperlink w:history="1" r:id="rIdh3_szmxigse23ujb-ppfz">
+      <w:hyperlink w:history="1" r:id="rIdbow8ki5mtfyvlskltgplf">
         <w:r>
           <w:rPr>
             <w:color w:val="1a1a1a"/>
@@ -536,7 +536,7 @@
         </w:rPr>
         <w:t xml:space="preserve">Code: </w:t>
       </w:r>
-      <w:hyperlink w:history="1" r:id="rIdg5aeijnkixf_gwjppf1u8">
+      <w:hyperlink w:history="1" r:id="rId8meowbyiu-kcbdq0oldka">
         <w:r>
           <w:rPr>
             <w:color w:val="1a1a1a"/>
@@ -626,7 +626,7 @@
         </w:rPr>
         <w:t xml:space="preserve">Demo: </w:t>
       </w:r>
-      <w:hyperlink w:history="1" r:id="rIdkil8gule1m-clwwehpxge">
+      <w:hyperlink w:history="1" r:id="rIdnanooumhp4w56qekmcomo">
         <w:r>
           <w:rPr>
             <w:color w:val="1a1a1a"/>
@@ -1060,7 +1060,7 @@
         </w:rPr>
         <w:t xml:space="preserve">Portfolio: </w:t>
       </w:r>
-      <w:hyperlink w:history="1" r:id="rIdxt5tt6vk6xgrfoz77hkow">
+      <w:hyperlink w:history="1" r:id="rIdl7cbvf-lhkft2e7ftsh8k">
         <w:r>
           <w:rPr>
             <w:color w:val="1a1a1a"/>
